--- a/Midterm2/Midterm2_TakeHome.docx
+++ b/Midterm2/Midterm2_TakeHome.docx
@@ -1651,6 +1651,19 @@
       </w:r>
     </w:p>
     <w:p/>
+    <w:p>
+      <w:pPr>
+        <w:pStyle w:val="ListParagraph"/>
+      </w:pPr>
+      <w:hyperlink r:id="rId5" w:history="1">
+        <w:r>
+          <w:rPr>
+            <w:rStyle w:val="Hyperlink"/>
+          </w:rPr>
+          <w:t>https://github.com/bRob117/Bioinformatics/tree/main/Midterm2</w:t>
+        </w:r>
+      </w:hyperlink>
+    </w:p>
     <w:p>
       <w:pPr>
         <w:pStyle w:val="ListParagraph"/>
